--- a/Aula 04 - 10-09-2026/Aula 4 - Apostila do Aluno.docx
+++ b/Aula 04 - 10-09-2026/Aula 4 - Apostila do Aluno.docx
@@ -12,7 +12,7 @@
           <w:color w:val="1F497D"/>
           <w:sz w:val="40"/>
         </w:rPr>
-        <w:t>APOSTILA DO ALUNO — AULA 4</w:t>
+        <w:t>APOSTILA DO ALUNO - AULA 4</w:t>
       </w:r>
     </w:p>
     <w:p>
@@ -23,7 +23,7 @@
         <w:rPr>
           <w:sz w:val="26"/>
         </w:rPr>
-        <w:t>Microsoft Power BI Desktop — Power Query Avançado</w:t>
+        <w:t>Microsoft Power BI Desktop - Power Query Avançado</w:t>
       </w:r>
     </w:p>
     <w:p>
@@ -145,7 +145,7 @@
     </w:p>
     <w:p>
       <w:r>
-        <w:t>Agrupar Por resume os dados em uma nova tabela, somando ou contando valores por categoria — parecido com uma tabela dinâmica.</w:t>
+        <w:t>Agrupar Por resume os dados em uma nova tabela, somando ou contando valores por categoria, parecido com uma tabela dinâmica.</w:t>
       </w:r>
     </w:p>
     <w:p>
@@ -180,12 +180,12 @@
         <w:rPr>
           <w:color w:val="1F497D"/>
         </w:rPr>
-        <w:t>3. Mesclar x Relacionar — revisão</w:t>
+        <w:t>3. Mesclar x Relacionar (revisão)</w:t>
       </w:r>
     </w:p>
     <w:p>
       <w:r>
-        <w:t>Mesclar (Power Query) junta colunas de duas tabelas em uma só, usando uma coluna em comum — duplica dados e é feito antes de carregar. Relacionar (Modelo) conecta tabelas por uma linha, sem duplicar dados. Regra prática: relacionar por padrão; mesclar só quando for realmente necessário consolidar tudo em uma única tabela.</w:t>
+        <w:t>Mesclar (Power Query) junta colunas de duas tabelas em uma só, usando uma coluna em comum, duplica dados e é feito antes de carregar. Relacionar (Modelo) conecta tabelas por uma linha, sem duplicar dados. Regra prática: relacionar por padrão; mesclar só quando for realmente necessário consolidar tudo em uma única tabela.</w:t>
       </w:r>
     </w:p>
     <w:p>
@@ -201,7 +201,7 @@
     </w:p>
     <w:p>
       <w:r>
-        <w:t>Anexar consultas empilha duas tabelas com a mesma estrutura de colunas, uma embaixo da outra — como colar uma tabela abaixo da outra no Excel.</w:t>
+        <w:t>Anexar consultas empilha duas tabelas com a mesma estrutura de colunas, uma embaixo da outra, como colar uma tabela abaixo da outra no Excel.</w:t>
       </w:r>
     </w:p>
     <w:p>
@@ -271,7 +271,7 @@
         <w:pStyle w:val="ListBullet"/>
       </w:pPr>
       <w:r>
-        <w:t>Evitar etapas desnecessárias — cada etapa a mais pode deixar a atualização mais lenta.</w:t>
+        <w:t>Evitar etapas desnecessárias: cada etapa a mais pode deixar a atualização mais lenta.</w:t>
       </w:r>
     </w:p>
     <w:p>

--- a/Aula 04 - 10-09-2026/Aula 4 - Apostila do Aluno.docx
+++ b/Aula 04 - 10-09-2026/Aula 4 - Apostila do Aluno.docx
@@ -326,6 +326,81 @@
           <w:color w:val="1F497D"/>
         </w:rPr>
         <w:t>7. Glossário</w:t>
+      </w:r>
+    </w:p>
+    <w:p>
+      <w:pPr/>
+      <w:r>
+        <w:rPr>
+          <w:b/>
+        </w:rPr>
+        <w:t>Coluna condicional</w:t>
+      </w:r>
+    </w:p>
+    <w:p>
+      <w:pPr/>
+      <w:r>
+        <w:t>Coluna criada a partir de uma regra do tipo "se... então... senão".</w:t>
+      </w:r>
+    </w:p>
+    <w:p>
+      <w:pPr/>
+      <w:r>
+        <w:rPr>
+          <w:b/>
+        </w:rPr>
+        <w:t>Agrupar Por (Group By)</w:t>
+      </w:r>
+    </w:p>
+    <w:p>
+      <w:pPr/>
+      <w:r>
+        <w:t>Resume linhas aplicando uma agregação (soma, contagem) por categoria.</w:t>
+      </w:r>
+    </w:p>
+    <w:p>
+      <w:pPr/>
+      <w:r>
+        <w:rPr>
+          <w:b/>
+        </w:rPr>
+        <w:t>Anexar consultas (Append)</w:t>
+      </w:r>
+    </w:p>
+    <w:p>
+      <w:pPr/>
+      <w:r>
+        <w:t>Empilha linhas de duas consultas com a mesma estrutura.</w:t>
+      </w:r>
+    </w:p>
+    <w:p>
+      <w:pPr/>
+      <w:r>
+        <w:rPr>
+          <w:b/>
+        </w:rPr>
+        <w:t>Etapas Aplicadas</w:t>
+      </w:r>
+    </w:p>
+    <w:p>
+      <w:pPr/>
+      <w:r>
+        <w:t>Lista de passos de transformação registrados, executados em sequência.</w:t>
+      </w:r>
+    </w:p>
+    <w:p>
+      <w:pPr/>
+      <w:r>
+        <w:rPr>
+          <w:b/>
+        </w:rPr>
+        <w:t>Consulta</w:t>
+      </w:r>
+    </w:p>
+    <w:p>
+      <w:pPr/>
+      <w:r>
+        <w:t>Cada fonte de dados conectada e transformada dentro do Power Query.</w:t>
       </w:r>
     </w:p>
     <w:tbl>
